--- a/presentation_script.docx
+++ b/presentation_script.docx
@@ -4,16 +4,12 @@
   <w:body>
     <w:p>
       <w:pPr>
-        <w:spacing w:before="0" w:after="80" w:line="240" w:lineRule="auto"/>
-        <w:pBdr>
-          <w:bottom w:val="single" w:sz="8" w:space="4" w:color="2E74B5"/>
-        </w:pBdr>
+        <w:spacing w:after="40"/>
       </w:pPr>
       <w:r>
         <w:rPr>
-          <w:rFonts w:ascii="Calibri" w:hAnsi="Calibri"/>
           <w:b/>
-          <w:color w:val="1F4D78"/>
+          <w:color w:val="1F4E79"/>
           <w:sz w:val="44"/>
         </w:rPr>
         <w:t>Presentation Script</w:t>
@@ -21,26 +17,28 @@
     </w:p>
     <w:p>
       <w:pPr>
-        <w:spacing w:before="0" w:after="240" w:line="264" w:lineRule="auto"/>
+        <w:spacing w:after="40"/>
       </w:pPr>
       <w:r>
         <w:rPr>
-          <w:color w:val="56657A"/>
-          <w:sz w:val="20"/>
+          <w:b w:val="0"/>
+          <w:color w:val="505050"/>
+          <w:sz w:val="22"/>
         </w:rPr>
         <w:t>Coastal Temperature Prediction | STAT 152 Final Project</w:t>
       </w:r>
     </w:p>
     <w:p>
       <w:pPr>
-        <w:spacing w:before="0" w:after="280" w:line="264" w:lineRule="auto"/>
+        <w:spacing w:after="240"/>
       </w:pPr>
       <w:r>
         <w:rPr>
-          <w:b/>
-          <w:color w:val="202A36"/>
+          <w:b w:val="0"/>
+          <w:color w:val="646464"/>
+          <w:sz w:val="20"/>
         </w:rPr>
-        <w:t>Target timing: about 11 to 12 minutes total, leaving time for Q&amp;A.</w:t>
+        <w:t>Target timing: about 10 to 12 minutes total, leaving time for Q&amp;A.</w:t>
       </w:r>
     </w:p>
     <w:p>
@@ -61,7 +59,7 @@
     </w:p>
     <w:p>
       <w:pPr>
-        <w:spacing w:before="0" w:after="140" w:line="269" w:lineRule="auto"/>
+        <w:spacing w:after="120"/>
       </w:pPr>
       <w:r>
         <w:t>Hi everyone. Our project is about coastal temperature prediction.</w:t>
@@ -69,26 +67,26 @@
     </w:p>
     <w:p>
       <w:pPr>
-        <w:spacing w:before="0" w:after="140" w:line="269" w:lineRule="auto"/>
+        <w:spacing w:after="120"/>
       </w:pPr>
       <w:r>
-        <w:t>The basic question is simple: can current-season climate indices help us predict next-season coastal temperature anomalies?</w:t>
+        <w:t>The question we ask is simple: can climate indices from the current season help predict coastal temperature anomalies in the next season?</w:t>
       </w:r>
     </w:p>
     <w:p>
       <w:pPr>
-        <w:spacing w:before="0" w:after="140" w:line="269" w:lineRule="auto"/>
+        <w:spacing w:after="120"/>
       </w:pPr>
       <w:r>
-        <w:t>We focus on two broad coastal regions, the West Coast and the East Coast. For predictors, we use three climate indices: Nino 3.4, PDO, and AO. After building the lagged dataset, we have 263 one-season-ahead rows.</w:t>
+        <w:t>We compare two broad target regions: the U.S. West Coast and the U.S. East Coast. For predictors, we use Nino 3.4, PDO, and AO. After we line up one predictor season with the following temperature season, the dataset has 263 rows.</w:t>
       </w:r>
     </w:p>
     <w:p>
       <w:pPr>
-        <w:spacing w:before="0" w:after="140" w:line="269" w:lineRule="auto"/>
+        <w:spacing w:after="120"/>
       </w:pPr>
       <w:r>
-        <w:t>The short version of our result is this: there is some signal, but it is not very strong. The signal is clearer for the West Coast, and the model often underpredicts warm seasons in the test period.</w:t>
+        <w:t>The main result is cautious. The indices contain some signal, especially for the West Coast, but the forecast is still weak.</w:t>
       </w:r>
     </w:p>
     <w:p>
@@ -101,7 +99,7 @@
     </w:p>
     <w:p>
       <w:pPr>
-        <w:spacing w:before="0" w:after="140" w:line="269" w:lineRule="auto"/>
+        <w:spacing w:after="120"/>
       </w:pPr>
       <w:r>
         <w:t>Here is the prediction setup.</w:t>
@@ -109,34 +107,34 @@
     </w:p>
     <w:p>
       <w:pPr>
-        <w:spacing w:before="0" w:after="140" w:line="269" w:lineRule="auto"/>
+        <w:spacing w:after="120"/>
       </w:pPr>
       <w:r>
-        <w:t>We do not use the climate index and the temperature anomaly from the same season. That would mostly tell us whether they move together at the same time.</w:t>
+        <w:t>We are not using climate indices from the same season as the target. That would mostly tell us whether variables move together at the same time.</w:t>
       </w:r>
     </w:p>
     <w:p>
       <w:pPr>
-        <w:spacing w:before="0" w:after="140" w:line="269" w:lineRule="auto"/>
+        <w:spacing w:after="120"/>
       </w:pPr>
       <w:r>
-        <w:t>Instead, we use the current season's climate indices to predict the next season's temperature anomaly. So, for example, the current-season Nino 3.4, PDO, and AO values are used to predict the next-season West Coast or East Coast temperature anomaly.</w:t>
+        <w:t>Instead, we use the current season to predict the next season. So the predictors need to carry information forward by one season.</w:t>
       </w:r>
     </w:p>
     <w:p>
       <w:pPr>
-        <w:spacing w:before="0" w:after="140" w:line="269" w:lineRule="auto"/>
+        <w:spacing w:after="120"/>
       </w:pPr>
       <w:r>
-        <w:t>This makes the problem harder, but also more useful. The predictors have to carry information forward.</w:t>
+        <w:t>We also predict anomalies, not raw temperatures. A positive anomaly means warmer than that coast's normal season, and a negative anomaly means cooler than normal.</w:t>
       </w:r>
     </w:p>
     <w:p>
       <w:pPr>
-        <w:spacing w:before="0" w:after="140" w:line="269" w:lineRule="auto"/>
+        <w:spacing w:after="120"/>
       </w:pPr>
       <w:r>
-        <w:t>Also, the target is an anomaly, not raw temperature. So we are predicting whether a season is warmer or cooler than that region's usual seasonal pattern.</w:t>
+        <w:t>We kept the setup small on purpose. That makes the model easier to explain and easier to criticize.</w:t>
       </w:r>
     </w:p>
     <w:p>
@@ -149,42 +147,60 @@
     </w:p>
     <w:p>
       <w:pPr>
-        <w:spacing w:before="0" w:after="140" w:line="269" w:lineRule="auto"/>
+        <w:spacing w:after="120"/>
       </w:pPr>
       <w:r>
-        <w:t>For the temperature data, we use ERA5 monthly 2-meter temperature from 1959 to 2024 on a 1 by 1 degree grid.</w:t>
+        <w:t>For temperature, we use ERA5 monthly 2-meter temperature from 1959 to 2024 on a 1 by 1 degree grid.</w:t>
       </w:r>
     </w:p>
     <w:p>
       <w:pPr>
-        <w:spacing w:before="0" w:after="140" w:line="269" w:lineRule="auto"/>
+        <w:spacing w:after="120"/>
       </w:pPr>
       <w:r>
-        <w:t>We define two regional boxes, one for the West Coast and one for the East Coast. These boxes are broad regional proxies. They are not perfect coastal masks, but they give us a simple and consistent way to compare the two sides of the U.S.</w:t>
+        <w:t>The map boxes are broad regional proxies. They are not perfect land-only coastal masks, but they give us a clear way to compare the two coasts.</w:t>
       </w:r>
     </w:p>
     <w:p>
       <w:pPr>
-        <w:spacing w:before="0" w:after="140" w:line="269" w:lineRule="auto"/>
+        <w:spacing w:after="120"/>
       </w:pPr>
       <w:r>
-        <w:t>For climate predictors, we use Nino 3.4, PDO, and AO. Each season becomes one row in the dataset.</w:t>
+        <w:t>For climate indices, we use monthly Nino 3.4, PDO, and AO data. We convert monthly values into seasonal averages, then make each season one row.</w:t>
       </w:r>
     </w:p>
     <w:p>
       <w:pPr>
-        <w:spacing w:before="0" w:after="140" w:line="269" w:lineRule="auto"/>
+        <w:spacing w:after="120"/>
       </w:pPr>
       <w:r>
-        <w:t>The point of this setup is to keep the project simple and readable. We wanted a clean comparison, not a complicated forecasting system.</w:t>
+        <w:t>With the target and data in place, Person 2 will explain how we prepare the predictors and build the models.</w:t>
       </w:r>
+    </w:p>
+    <w:p>
+      <w:pPr>
+        <w:spacing w:before="120"/>
+      </w:pPr>
+      <w:r>
+        <w:rPr>
+          <w:b/>
+          <w:color w:val="1F4E79"/>
+          <w:sz w:val="20"/>
+        </w:rPr>
+        <w:t>Approximate word count: 279</w:t>
+      </w:r>
+    </w:p>
+    <w:p>
+      <w:pPr>
+        <w:spacing w:after="80"/>
+      </w:pPr>
     </w:p>
     <w:p>
       <w:pPr>
         <w:pStyle w:val="Heading1"/>
       </w:pPr>
       <w:r>
-        <w:t>Person 2: Slides 4-6</w:t>
+        <w:t>Person 2: Slides 4-7</w:t>
       </w:r>
     </w:p>
     <w:p>
@@ -197,34 +213,34 @@
     </w:p>
     <w:p>
       <w:pPr>
-        <w:spacing w:before="0" w:after="140" w:line="269" w:lineRule="auto"/>
+        <w:spacing w:after="120"/>
       </w:pPr>
       <w:r>
-        <w:t>Before modeling, we turn the temperature values into seasonal anomalies.</w:t>
+        <w:t>Before modeling, we turn temperature into seasonal anomalies.</w:t>
       </w:r>
     </w:p>
     <w:p>
       <w:pPr>
-        <w:spacing w:before="0" w:after="140" w:line="269" w:lineRule="auto"/>
+        <w:spacing w:after="120"/>
       </w:pPr>
       <w:r>
-        <w:t>The reason is that raw temperature has a very strong seasonal cycle. Winter and summer are naturally different, so comparing raw temperatures across seasons would not make much sense.</w:t>
+        <w:t>Raw temperature has a strong seasonal cycle. Winter and summer are naturally different, so raw temperatures across seasons are not directly comparable.</w:t>
       </w:r>
     </w:p>
     <w:p>
       <w:pPr>
-        <w:spacing w:before="0" w:after="140" w:line="269" w:lineRule="auto"/>
+        <w:spacing w:after="120"/>
       </w:pPr>
       <w:r>
-        <w:t>Instead, we remove each coast's usual seasonal mean. After that, a positive anomaly means that season was warmer than usual for that coast, and a negative anomaly means it was cooler than usual.</w:t>
+        <w:t>For each coast and each season, we subtract that coast's usual seasonal mean. After this step, the target is centered around normal conditions for that season.</w:t>
       </w:r>
     </w:p>
     <w:p>
       <w:pPr>
-        <w:spacing w:before="0" w:after="140" w:line="269" w:lineRule="auto"/>
+        <w:spacing w:after="120"/>
       </w:pPr>
       <w:r>
-        <w:t>One thing to notice is that the test period has many warm anomalies. That makes it a useful stress test for the model, because the model has to deal with a warmer recent period.</w:t>
+        <w:t>One useful thing about the test period is that it contains many warm anomalies. That makes it a tougher check. A model that mostly learns the older training average may have trouble with those warmer seasons.</w:t>
       </w:r>
     </w:p>
     <w:p>
@@ -237,42 +253,34 @@
     </w:p>
     <w:p>
       <w:pPr>
-        <w:spacing w:before="0" w:after="140" w:line="269" w:lineRule="auto"/>
+        <w:spacing w:after="120"/>
       </w:pPr>
       <w:r>
-        <w:t>These are the three predictors we use.</w:t>
+        <w:t>These are the three predictors.</w:t>
       </w:r>
     </w:p>
     <w:p>
       <w:pPr>
-        <w:spacing w:before="0" w:after="140" w:line="269" w:lineRule="auto"/>
+        <w:spacing w:after="120"/>
       </w:pPr>
       <w:r>
-        <w:t>Nino 3.4 measures tropical Pacific sea surface temperature anomalies. PDO is a North Pacific sea surface pattern. AO is related to Northern Hemisphere atmospheric circulation.</w:t>
+        <w:t>Nino 3.4 measures tropical Pacific sea surface temperature anomalies. PDO describes a North Pacific sea surface pattern. AO is linked to Northern Hemisphere atmospheric circulation.</w:t>
       </w:r>
     </w:p>
     <w:p>
       <w:pPr>
-        <w:spacing w:before="0" w:after="140" w:line="269" w:lineRule="auto"/>
+        <w:spacing w:after="120"/>
       </w:pPr>
       <w:r>
-        <w:t>They are different climate patterns, so in theory they could give us different pieces of information.</w:t>
+        <w:t>We chose them because they come from different parts of the climate system. They are also standard indices, so they are easy to explain and reproduce.</w:t>
       </w:r>
     </w:p>
     <w:p>
       <w:pPr>
-        <w:spacing w:before="0" w:after="140" w:line="269" w:lineRule="auto"/>
+        <w:spacing w:after="120"/>
       </w:pPr>
       <w:r>
-        <w:t>We keep the timing simple. For each predictor, we take the seasonal mean and line it up with the next-season temperature target.</w:t>
-      </w:r>
-    </w:p>
-    <w:p>
-      <w:pPr>
-        <w:spacing w:before="0" w:after="140" w:line="269" w:lineRule="auto"/>
-      </w:pPr>
-      <w:r>
-        <w:t>Again, the goal is not to build the most advanced model possible. The goal is to ask whether these standard climate indices have useful one-season-ahead information.</w:t>
+        <w:t>The timing is the same for all three. We take the seasonal mean of each index, then match it to the next season's coastal temperature anomaly. That keeps the data table simple: one row, one future target, and three possible predictors.</w:t>
       </w:r>
     </w:p>
     <w:p>
@@ -285,42 +293,34 @@
     </w:p>
     <w:p>
       <w:pPr>
-        <w:spacing w:before="0" w:after="140" w:line="269" w:lineRule="auto"/>
+        <w:spacing w:after="120"/>
       </w:pPr>
       <w:r>
-        <w:t>For the model comparison, we use four simple regression setups.</w:t>
+        <w:t>For modeling, we use four plain regression setups.</w:t>
       </w:r>
     </w:p>
     <w:p>
       <w:pPr>
-        <w:spacing w:before="0" w:after="140" w:line="269" w:lineRule="auto"/>
+        <w:spacing w:after="120"/>
       </w:pPr>
       <w:r>
-        <w:t>The baseline model uses only the training mean. Then we add predictors step by step: first Nino 3.4 only, then Nino 3.4 plus PDO, and finally the full model with Nino 3.4, PDO, and AO.</w:t>
+        <w:t>The baseline predicts the training mean only. Then we add predictors step by step: Nino 3.4 only, Nino 3.4 plus PDO, and then the full model with Nino 3.4, PDO, and AO.</w:t>
       </w:r>
     </w:p>
     <w:p>
       <w:pPr>
-        <w:spacing w:before="0" w:after="140" w:line="269" w:lineRule="auto"/>
+        <w:spacing w:after="120"/>
       </w:pPr>
       <w:r>
-        <w:t>We use the same four models for both coasts. That way, the West Coast and East Coast results are directly comparable.</w:t>
+        <w:t>We run the same four models for both coasts. This keeps the comparison fair because the model choices do not change by region.</w:t>
       </w:r>
     </w:p>
     <w:p>
       <w:pPr>
-        <w:spacing w:before="0" w:after="140" w:line="269" w:lineRule="auto"/>
+        <w:spacing w:after="120"/>
       </w:pPr>
       <w:r>
-        <w:t>We also use a time-ordered split. The training set has 210 rows, and the test set has 53 rows. This is important because a random split would mix early and late years together. Since this is a forecasting-style question, the test period should come after the training period.</w:t>
-      </w:r>
-    </w:p>
-    <w:p>
-      <w:pPr>
-        <w:pStyle w:val="Heading1"/>
-      </w:pPr>
-      <w:r>
-        <w:t>Person 3: Slides 7-10</w:t>
+        <w:t>We also use a time-ordered split. The first 210 rows are training data, and the later 53 rows are test data. We do this because the task is closer to forecasting than random prediction. The future period should stay held out.</w:t>
       </w:r>
     </w:p>
     <w:p>
@@ -333,26 +333,68 @@
     </w:p>
     <w:p>
       <w:pPr>
-        <w:spacing w:before="0" w:after="140" w:line="269" w:lineRule="auto"/>
+        <w:spacing w:after="120"/>
       </w:pPr>
       <w:r>
-        <w:t>Before looking at prediction results, we check whether the predictors are too strongly related to each other.</w:t>
+        <w:t>Before interpreting coefficients, we check whether the predictors are too similar.</w:t>
       </w:r>
     </w:p>
     <w:p>
       <w:pPr>
-        <w:spacing w:before="0" w:after="140" w:line="269" w:lineRule="auto"/>
+        <w:spacing w:after="120"/>
       </w:pPr>
       <w:r>
-        <w:t>The correlation heatmap shows that some predictors are related, especially Nino 3.4 and PDO. But the VIF values are all close to 1.</w:t>
+        <w:t>The heatmap shows the strongest relationship is between Nino 3.4 and PDO. That is reasonable because both are connected to Pacific variability.</w:t>
       </w:r>
     </w:p>
     <w:p>
       <w:pPr>
-        <w:spacing w:before="0" w:after="140" w:line="269" w:lineRule="auto"/>
+        <w:spacing w:after="120"/>
       </w:pPr>
       <w:r>
-        <w:t>That means collinearity is low in this simple model. So when we compare the predictors together, we are not dealing with a severe coefficient inflation problem.</w:t>
+        <w:t>The VIF check gives a clearer answer. The VIF values stay close to 1, which means the predictors are not strongly inflated by each other in this dataset.</w:t>
+      </w:r>
+    </w:p>
+    <w:p>
+      <w:pPr>
+        <w:spacing w:after="120"/>
+      </w:pPr>
+      <w:r>
+        <w:t>So we can compare the model versions without worrying too much that collinearity is driving everything.</w:t>
+      </w:r>
+    </w:p>
+    <w:p>
+      <w:pPr>
+        <w:spacing w:after="120"/>
+      </w:pPr>
+      <w:r>
+        <w:t>That is the setup and diagnostic part. Person 3 will cover the held-out results and the final takeaway.</w:t>
+      </w:r>
+    </w:p>
+    <w:p>
+      <w:pPr>
+        <w:spacing w:before="120"/>
+      </w:pPr>
+      <w:r>
+        <w:rPr>
+          <w:b/>
+          <w:color w:val="1F4E79"/>
+          <w:sz w:val="20"/>
+        </w:rPr>
+        <w:t>Approximate word count: 388</w:t>
+      </w:r>
+    </w:p>
+    <w:p>
+      <w:pPr>
+        <w:spacing w:after="80"/>
+      </w:pPr>
+    </w:p>
+    <w:p>
+      <w:pPr>
+        <w:pStyle w:val="Heading1"/>
+      </w:pPr>
+      <w:r>
+        <w:t>Person 3: Slides 8-10</w:t>
       </w:r>
     </w:p>
     <w:p>
@@ -365,34 +407,34 @@
     </w:p>
     <w:p>
       <w:pPr>
-        <w:spacing w:before="0" w:after="140" w:line="269" w:lineRule="auto"/>
+        <w:spacing w:after="120"/>
       </w:pPr>
       <w:r>
-        <w:t>Now we move to out-of-sample prediction.</w:t>
+        <w:t>Now we move from setup to held-out performance.</w:t>
       </w:r>
     </w:p>
     <w:p>
       <w:pPr>
-        <w:spacing w:before="0" w:after="140" w:line="269" w:lineRule="auto"/>
+        <w:spacing w:after="120"/>
       </w:pPr>
       <w:r>
-        <w:t>The main result is that prediction skill is limited. The full model has an RMSE of about 1.115 degrees Celsius for the West Coast and about 1.026 degrees Celsius for the East Coast.</w:t>
+        <w:t>The full model RMSE is about 1.115 degrees Celsius for the West Coast and about 1.026 degrees Celsius for the East Coast. RMSE tells us average prediction error in temperature anomaly units, so smaller is better.</w:t>
       </w:r>
     </w:p>
     <w:p>
       <w:pPr>
-        <w:spacing w:before="0" w:after="140" w:line="269" w:lineRule="auto"/>
+        <w:spacing w:after="120"/>
       </w:pPr>
       <w:r>
-        <w:t>The test R squared values are negative for both coasts. That sounds bad, and honestly it is not a strong forecasting result. It means the models do not beat the simple test-period benchmark in terms of explained variance.</w:t>
+        <w:t>But the more important result is test R squared. It is negative for both coasts: -1.629 for the West Coast and -2.625 for the East Coast.</w:t>
       </w:r>
     </w:p>
     <w:p>
       <w:pPr>
-        <w:spacing w:before="0" w:after="140" w:line="269" w:lineRule="auto"/>
+        <w:spacing w:after="120"/>
       </w:pPr>
       <w:r>
-        <w:t>So the indices add some signal, but the held-out forecast is still weak.</w:t>
+        <w:t>A negative test R squared means the model is worse than using the training mean on the held-out period. So the indices do add some structure, but they do not give a dependable one-season-ahead forecast in this simple setup.</w:t>
       </w:r>
     </w:p>
     <w:p>
@@ -405,34 +447,34 @@
     </w:p>
     <w:p>
       <w:pPr>
-        <w:spacing w:before="0" w:after="140" w:line="269" w:lineRule="auto"/>
+        <w:spacing w:after="120"/>
       </w:pPr>
       <w:r>
-        <w:t>Even though the overall forecast is weak, there is still a regional difference.</w:t>
+        <w:t>The regional comparison is still useful.</w:t>
       </w:r>
     </w:p>
     <w:p>
       <w:pPr>
-        <w:spacing w:before="0" w:after="140" w:line="269" w:lineRule="auto"/>
+        <w:spacing w:after="120"/>
       </w:pPr>
       <w:r>
-        <w:t>The West Coast has a higher test correlation, about 0.363, compared with 0.265 for the East Coast.</w:t>
+        <w:t>The West Coast test correlation is about 0.363, while the East Coast value is about 0.265. Both are modest, but the West Coast result is a little more organized.</w:t>
       </w:r>
     </w:p>
     <w:p>
       <w:pPr>
-        <w:spacing w:before="0" w:after="140" w:line="269" w:lineRule="auto"/>
+        <w:spacing w:after="120"/>
       </w:pPr>
       <w:r>
-        <w:t>In the full model, the West Coast also keeps a clearer Nino 3.4 signal. That makes sense because Pacific conditions are more directly connected to the West Coast.</w:t>
+        <w:t>The full model also keeps a clearer Nino 3.4 signal for the West Coast. That makes physical sense because Pacific conditions are more directly tied to West Coast climate.</w:t>
       </w:r>
     </w:p>
     <w:p>
       <w:pPr>
-        <w:spacing w:before="0" w:after="140" w:line="269" w:lineRule="auto"/>
+        <w:spacing w:after="120"/>
       </w:pPr>
       <w:r>
-        <w:t>For the East Coast, the signal is weaker and less stable. That does not mean there is no climate connection. It just means these three simple indices do not give a strong one-season-ahead forecast for that region.</w:t>
+        <w:t>For the East Coast, the pattern is weaker. That does not mean AO, PDO, or Nino 3.4 never matter there. It only means these three seasonal predictors are not enough for a strong forecast in our test period.</w:t>
       </w:r>
     </w:p>
     <w:p>
@@ -445,48 +487,69 @@
     </w:p>
     <w:p>
       <w:pPr>
-        <w:spacing w:before="0" w:after="140" w:line="269" w:lineRule="auto"/>
+        <w:spacing w:after="120"/>
       </w:pPr>
       <w:r>
-        <w:t>The residual plot helps explain one of the model's main weaknesses.</w:t>
+        <w:t>The residual plot shows the most practical limit.</w:t>
       </w:r>
     </w:p>
     <w:p>
       <w:pPr>
-        <w:spacing w:before="0" w:after="140" w:line="269" w:lineRule="auto"/>
+        <w:spacing w:after="120"/>
       </w:pPr>
       <w:r>
-        <w:t>Here, a positive residual means the observed anomaly is higher than the predicted anomaly. In plain language, the model predicts too cold.</w:t>
+        <w:t>A positive residual means the observed anomaly is higher than the predicted anomaly. In plain language, the model predicts too cold.</w:t>
       </w:r>
     </w:p>
     <w:p>
       <w:pPr>
-        <w:spacing w:before="0" w:after="140" w:line="269" w:lineRule="auto"/>
+        <w:spacing w:after="120"/>
       </w:pPr>
       <w:r>
-        <w:t>During the test period, the mean residual is positive for both coasts: about 0.912 degrees Celsius for the West Coast and 0.884 degrees Celsius for the East Coast.</w:t>
+        <w:t>In the test period, mean residuals are positive for both coasts: about 0.912 degrees Celsius for the West Coast and 0.884 degrees Celsius for the East Coast. So the model misses many warm anomalies.</w:t>
       </w:r>
     </w:p>
     <w:p>
       <w:pPr>
-        <w:spacing w:before="0" w:after="140" w:line="269" w:lineRule="auto"/>
+        <w:spacing w:after="120"/>
       </w:pPr>
       <w:r>
-        <w:t>So our bottom line is this: the climate indices contain some useful information, especially for the West Coast, but the forecast is still weak. The model misses many warm test-period anomalies, which suggests that a simple lagged regression does not fully capture the recent warming pattern.</w:t>
+        <w:t>Our final takeaway is this: climate indices have some useful information, especially for the West Coast, but this small regression model is weak as a forecast.</w:t>
       </w:r>
     </w:p>
     <w:p>
       <w:pPr>
-        <w:spacing w:before="0" w:after="140" w:line="269" w:lineRule="auto"/>
+        <w:spacing w:after="120"/>
+      </w:pPr>
+      <w:r>
+        <w:t>If we continued the project, we would test trend terms, more regional predictors, or more flexible models. For this class project, keeping the model small made the limits easy to see.</w:t>
+      </w:r>
+    </w:p>
+    <w:p>
+      <w:pPr>
+        <w:spacing w:after="120"/>
       </w:pPr>
       <w:r>
         <w:t>Thank you. We are happy to take questions.</w:t>
       </w:r>
     </w:p>
+    <w:p>
+      <w:pPr>
+        <w:spacing w:before="120"/>
+      </w:pPr>
+      <w:r>
+        <w:rPr>
+          <w:b/>
+          <w:color w:val="1F4E79"/>
+          <w:sz w:val="20"/>
+        </w:rPr>
+        <w:t>Approximate word count: 339</w:t>
+      </w:r>
+    </w:p>
     <w:sectPr>
       <w:footerReference w:type="default" r:id="rId9"/>
       <w:pgSz w:w="12240" w:h="15840"/>
-      <w:pgMar w:top="1440" w:right="1440" w:bottom="1440" w:left="1440" w:header="720" w:footer="720" w:gutter="0"/>
+      <w:pgMar w:top="1008" w:right="1152" w:bottom="1008" w:left="1152" w:header="720" w:footer="720" w:gutter="0"/>
       <w:cols w:space="720"/>
       <w:docGrid w:linePitch="360"/>
     </w:sectPr>
@@ -497,15 +560,13 @@
 <file path=word/footer1.xml><?xml version="1.0" encoding="utf-8"?>
 <w:ftr xmlns:m="http://schemas.openxmlformats.org/officeDocument/2006/math" xmlns:mc="http://schemas.openxmlformats.org/markup-compatibility/2006" xmlns:mo="http://schemas.microsoft.com/office/mac/office/2008/main" xmlns:mv="urn:schemas-microsoft-com:mac:vml" xmlns:o="urn:schemas-microsoft-com:office:office" xmlns:r="http://schemas.openxmlformats.org/officeDocument/2006/relationships" xmlns:v="urn:schemas-microsoft-com:vml" xmlns:w10="urn:schemas-microsoft-com:office:word" xmlns:w14="http://schemas.microsoft.com/office/word/2010/wordml" xmlns:w="http://schemas.openxmlformats.org/wordprocessingml/2006/main" xmlns:wne="http://schemas.microsoft.com/office/word/2006/wordml" xmlns:wp14="http://schemas.microsoft.com/office/word/2010/wordprocessingDrawing" xmlns:wp="http://schemas.openxmlformats.org/drawingml/2006/wordprocessingDrawing" xmlns:wpc="http://schemas.microsoft.com/office/word/2010/wordprocessingCanvas" xmlns:wpg="http://schemas.microsoft.com/office/word/2010/wordprocessingGroup" xmlns:wpi="http://schemas.microsoft.com/office/word/2010/wordprocessingInk" xmlns:wps="http://schemas.microsoft.com/office/word/2010/wordprocessingShape" mc:Ignorable="w14 wp14">
   <w:p>
-    <w:pPr>
-      <w:pStyle w:val="Footer"/>
-    </w:pPr>
+    <w:pPr/>
     <w:r>
       <w:rPr>
-        <w:color w:val="6B7280"/>
+        <w:color w:val="787878"/>
         <w:sz w:val="16"/>
       </w:rPr>
-      <w:t>STAT 152 final project | Topic 2</w:t>
+      <w:t>Presentation script | Topic 2</w:t>
     </w:r>
   </w:p>
 </w:ftr>
@@ -875,12 +936,10 @@
     <w:qFormat/>
     <w:rsid w:val="00FC693F"/>
     <w:pPr>
-      <w:spacing w:after="120" w:line="264" w:lineRule="auto"/>
+      <w:spacing w:after="120" w:line="259" w:lineRule="auto"/>
     </w:pPr>
     <w:rPr>
-      <w:rFonts w:ascii="Calibri" w:hAnsi="Calibri"/>
-      <w:b w:val="0"/>
-      <w:color w:val="202A36"/>
+      <w:rFonts w:ascii="Arial" w:hAnsi="Arial"/>
       <w:sz w:val="22"/>
     </w:rPr>
   </w:style>
@@ -939,15 +998,15 @@
     <w:pPr>
       <w:keepNext/>
       <w:keepLines/>
-      <w:spacing w:before="320" w:after="160" w:line="264" w:lineRule="auto"/>
+      <w:spacing w:before="200" w:after="80"/>
       <w:outlineLvl w:val="0"/>
     </w:pPr>
     <w:rPr>
-      <w:rFonts w:asciiTheme="majorHAnsi" w:eastAsiaTheme="majorEastAsia" w:hAnsiTheme="majorHAnsi" w:cstheme="majorBidi" w:ascii="Calibri" w:hAnsi="Calibri"/>
+      <w:rFonts w:asciiTheme="majorHAnsi" w:eastAsiaTheme="majorEastAsia" w:hAnsiTheme="majorHAnsi" w:cstheme="majorBidi" w:ascii="Arial" w:hAnsi="Arial"/>
       <w:b/>
       <w:bCs/>
-      <w:color w:val="2E74B5"/>
-      <w:sz w:val="32"/>
+      <w:color w:val="1F4E79"/>
+      <w:sz w:val="30"/>
       <w:szCs w:val="28"/>
     </w:rPr>
   </w:style>
@@ -963,15 +1022,15 @@
     <w:pPr>
       <w:keepNext/>
       <w:keepLines/>
-      <w:spacing w:before="240" w:after="120" w:line="264" w:lineRule="auto"/>
+      <w:spacing w:before="200" w:after="80"/>
       <w:outlineLvl w:val="1"/>
     </w:pPr>
     <w:rPr>
-      <w:rFonts w:asciiTheme="majorHAnsi" w:eastAsiaTheme="majorEastAsia" w:hAnsiTheme="majorHAnsi" w:cstheme="majorBidi" w:ascii="Calibri" w:hAnsi="Calibri"/>
+      <w:rFonts w:asciiTheme="majorHAnsi" w:eastAsiaTheme="majorEastAsia" w:hAnsiTheme="majorHAnsi" w:cstheme="majorBidi" w:ascii="Arial" w:hAnsi="Arial"/>
       <w:b/>
       <w:bCs/>
-      <w:color w:val="2E74B5"/>
-      <w:sz w:val="26"/>
+      <w:color w:val="444444"/>
+      <w:sz w:val="24"/>
       <w:szCs w:val="26"/>
     </w:rPr>
   </w:style>
@@ -987,14 +1046,15 @@
     <w:pPr>
       <w:keepNext/>
       <w:keepLines/>
-      <w:spacing w:before="200" w:after="0"/>
+      <w:spacing w:before="200" w:after="80"/>
       <w:outlineLvl w:val="2"/>
     </w:pPr>
     <w:rPr>
-      <w:rFonts w:asciiTheme="majorHAnsi" w:eastAsiaTheme="majorEastAsia" w:hAnsiTheme="majorHAnsi" w:cstheme="majorBidi"/>
+      <w:rFonts w:asciiTheme="majorHAnsi" w:eastAsiaTheme="majorEastAsia" w:hAnsiTheme="majorHAnsi" w:cstheme="majorBidi" w:ascii="Arial" w:hAnsi="Arial"/>
       <w:b/>
       <w:bCs/>
-      <w:color w:val="4F81BD" w:themeColor="accent1"/>
+      <w:color w:val="1F4E79"/>
+      <w:sz w:val="22"/>
     </w:rPr>
   </w:style>
   <w:style w:type="paragraph" w:styleId="Heading4">

--- a/presentation_script.docx
+++ b/presentation_script.docx
@@ -4,572 +4,277 @@
   <w:body>
     <w:p>
       <w:pPr>
-        <w:spacing w:after="40"/>
+        <w:jc w:val="center"/>
       </w:pPr>
       <w:r>
         <w:rPr>
+          <w:rFonts w:ascii="Arial" w:hAnsi="Arial"/>
           <w:b/>
-          <w:color w:val="1F4E79"/>
-          <w:sz w:val="44"/>
+          <w:color w:val="202736"/>
+          <w:sz w:val="34"/>
         </w:rPr>
-        <w:t>Presentation Script</w:t>
+        <w:t>Coastal Temperature Prediction - Presentation Script</w:t>
       </w:r>
     </w:p>
     <w:p>
       <w:pPr>
-        <w:spacing w:after="40"/>
+        <w:jc w:val="center"/>
       </w:pPr>
       <w:r>
         <w:rPr>
-          <w:b w:val="0"/>
-          <w:color w:val="505050"/>
-          <w:sz w:val="22"/>
+          <w:rFonts w:ascii="Arial" w:hAnsi="Arial"/>
+          <w:color w:val="536070"/>
+          <w:sz w:val="20"/>
         </w:rPr>
-        <w:t>Coastal Temperature Prediction | STAT 152 Final Project</w:t>
+        <w:t>Oral draft for a 15-minute group presentation</w:t>
+      </w:r>
+    </w:p>
+    <w:p/>
+    <w:p>
+      <w:r>
+        <w:rPr>
+          <w:rFonts w:ascii="Arial" w:hAnsi="Arial"/>
+          <w:b/>
+          <w:color w:val="2F7C8C"/>
+          <w:sz w:val="26"/>
+        </w:rPr>
+        <w:t>Person 1 - Slides 1-3  (258 words)</w:t>
       </w:r>
     </w:p>
     <w:p>
-      <w:pPr>
-        <w:spacing w:after="240"/>
-      </w:pPr>
       <w:r>
         <w:rPr>
-          <w:b w:val="0"/>
-          <w:color w:val="646464"/>
-          <w:sz w:val="20"/>
+          <w:rFonts w:ascii="Arial" w:hAnsi="Arial"/>
+          <w:b/>
+          <w:color w:val="C4553D"/>
+          <w:sz w:val="21"/>
         </w:rPr>
-        <w:t>Target timing: about 10 to 12 minutes total, leaving time for Q&amp;A.</w:t>
-      </w:r>
-    </w:p>
-    <w:p>
-      <w:pPr>
-        <w:pStyle w:val="Heading1"/>
-      </w:pPr>
-      <w:r>
-        <w:t>Person 1: Slides 1-3</w:t>
-      </w:r>
-    </w:p>
-    <w:p>
-      <w:pPr>
-        <w:pStyle w:val="Heading2"/>
-      </w:pPr>
-      <w:r>
         <w:t>Slide 1</w:t>
       </w:r>
     </w:p>
     <w:p>
       <w:pPr>
-        <w:spacing w:after="120"/>
+        <w:spacing w:after="120" w:line="259" w:lineRule="auto"/>
       </w:pPr>
       <w:r>
-        <w:t>Hi everyone. Our project is about coastal temperature prediction.</w:t>
+        <w:t>Hi everyone. Our project asks a direct prediction question: can current-season climate indices help predict next-season coastal temperature anomalies? We compare the West Coast and the East Coast, using the same setup for both regions. The main idea is to keep the model simple enough that the results are easy to read. We use three climate predictors: Nino 3.4, PDO, and AO. Then we check whether those predictors carry useful information one season forward. The short answer is yes, but only modestly. The West Coast signal is clearer, while both coasts still have warm test seasons that the model often underpredicts.</w:t>
       </w:r>
     </w:p>
     <w:p>
-      <w:pPr>
-        <w:spacing w:after="120"/>
-      </w:pPr>
       <w:r>
-        <w:t>The question we ask is simple: can climate indices from the current season help predict coastal temperature anomalies in the next season?</w:t>
-      </w:r>
-    </w:p>
-    <w:p>
-      <w:pPr>
-        <w:spacing w:after="120"/>
-      </w:pPr>
-      <w:r>
-        <w:t>We compare two broad target regions: the U.S. West Coast and the U.S. East Coast. For predictors, we use Nino 3.4, PDO, and AO. After we line up one predictor season with the following temperature season, the dataset has 263 rows.</w:t>
-      </w:r>
-    </w:p>
-    <w:p>
-      <w:pPr>
-        <w:spacing w:after="120"/>
-      </w:pPr>
-      <w:r>
-        <w:t>The main result is cautious. The indices contain some signal, especially for the West Coast, but the forecast is still weak.</w:t>
-      </w:r>
-    </w:p>
-    <w:p>
-      <w:pPr>
-        <w:pStyle w:val="Heading2"/>
-      </w:pPr>
-      <w:r>
+        <w:rPr>
+          <w:rFonts w:ascii="Arial" w:hAnsi="Arial"/>
+          <w:b/>
+          <w:color w:val="C4553D"/>
+          <w:sz w:val="21"/>
+        </w:rPr>
         <w:t>Slide 2</w:t>
       </w:r>
     </w:p>
     <w:p>
       <w:pPr>
-        <w:spacing w:after="120"/>
+        <w:spacing w:after="120" w:line="259" w:lineRule="auto"/>
       </w:pPr>
       <w:r>
-        <w:t>Here is the prediction setup.</w:t>
+        <w:t>The timing is important here. A same-season model would mostly describe things moving together at the same time. That would be easier, but it is less useful as a prediction task. So we use current-season climate indices to predict the following season's temperature anomaly. For example, if the predictors come from winter, the target is spring. The target is also an anomaly, not raw temperature, so we are predicting warmer-than-normal or cooler-than-normal conditions after removing each season's usual pattern.</w:t>
       </w:r>
     </w:p>
     <w:p>
-      <w:pPr>
-        <w:spacing w:after="120"/>
-      </w:pPr>
       <w:r>
-        <w:t>We are not using climate indices from the same season as the target. That would mostly tell us whether variables move together at the same time.</w:t>
-      </w:r>
-    </w:p>
-    <w:p>
-      <w:pPr>
-        <w:spacing w:after="120"/>
-      </w:pPr>
-      <w:r>
-        <w:t>Instead, we use the current season to predict the next season. So the predictors need to carry information forward by one season.</w:t>
-      </w:r>
-    </w:p>
-    <w:p>
-      <w:pPr>
-        <w:spacing w:after="120"/>
-      </w:pPr>
-      <w:r>
-        <w:t>We also predict anomalies, not raw temperatures. A positive anomaly means warmer than that coast's normal season, and a negative anomaly means cooler than normal.</w:t>
-      </w:r>
-    </w:p>
-    <w:p>
-      <w:pPr>
-        <w:spacing w:after="120"/>
-      </w:pPr>
-      <w:r>
-        <w:t>We kept the setup small on purpose. That makes the model easier to explain and easier to criticize.</w:t>
-      </w:r>
-    </w:p>
-    <w:p>
-      <w:pPr>
-        <w:pStyle w:val="Heading2"/>
-      </w:pPr>
-      <w:r>
+        <w:rPr>
+          <w:rFonts w:ascii="Arial" w:hAnsi="Arial"/>
+          <w:b/>
+          <w:color w:val="C4553D"/>
+          <w:sz w:val="21"/>
+        </w:rPr>
         <w:t>Slide 3</w:t>
       </w:r>
     </w:p>
     <w:p>
       <w:pPr>
-        <w:spacing w:after="120"/>
+        <w:spacing w:after="120" w:line="259" w:lineRule="auto"/>
       </w:pPr>
       <w:r>
-        <w:t>For temperature, we use ERA5 monthly 2-meter temperature from 1959 to 2024 on a 1 by 1 degree grid.</w:t>
+        <w:t>For the temperature targets, we use ERA5 monthly 2-meter temperature on a 1 by 1 degree grid from 1959 through 2024. We average two broad coastal boxes: one for the West Coast and one for the East Coast. These boxes are not perfect land-only masks, but they give us comparable regional targets. Each season becomes one row in the dataset, and each row lines up current climate indices with the next season's coastal temperature anomaly.</w:t>
+      </w:r>
+    </w:p>
+    <w:p/>
+    <w:p>
+      <w:r>
+        <w:rPr>
+          <w:rFonts w:ascii="Arial" w:hAnsi="Arial"/>
+          <w:b/>
+          <w:color w:val="2F7C8C"/>
+          <w:sz w:val="26"/>
+        </w:rPr>
+        <w:t>Person 2 - Slides 4-7  (380 words)</w:t>
       </w:r>
     </w:p>
     <w:p>
-      <w:pPr>
-        <w:spacing w:after="120"/>
-      </w:pPr>
-      <w:r>
-        <w:t>The map boxes are broad regional proxies. They are not perfect land-only coastal masks, but they give us a clear way to compare the two coasts.</w:t>
-      </w:r>
-    </w:p>
-    <w:p>
-      <w:pPr>
-        <w:spacing w:after="120"/>
-      </w:pPr>
-      <w:r>
-        <w:t>For climate indices, we use monthly Nino 3.4, PDO, and AO data. We convert monthly values into seasonal averages, then make each season one row.</w:t>
-      </w:r>
-    </w:p>
-    <w:p>
-      <w:pPr>
-        <w:spacing w:after="120"/>
-      </w:pPr>
-      <w:r>
-        <w:t>With the target and data in place, Person 2 will explain how we prepare the predictors and build the models.</w:t>
-      </w:r>
-    </w:p>
-    <w:p>
-      <w:pPr>
-        <w:spacing w:before="120"/>
-      </w:pPr>
       <w:r>
         <w:rPr>
+          <w:rFonts w:ascii="Arial" w:hAnsi="Arial"/>
           <w:b/>
-          <w:color w:val="1F4E79"/>
-          <w:sz w:val="20"/>
+          <w:color w:val="C4553D"/>
+          <w:sz w:val="21"/>
         </w:rPr>
-        <w:t>Approximate word count: 279</w:t>
-      </w:r>
-    </w:p>
-    <w:p>
-      <w:pPr>
-        <w:spacing w:after="80"/>
-      </w:pPr>
-    </w:p>
-    <w:p>
-      <w:pPr>
-        <w:pStyle w:val="Heading1"/>
-      </w:pPr>
-      <w:r>
-        <w:t>Person 2: Slides 4-7</w:t>
-      </w:r>
-    </w:p>
-    <w:p>
-      <w:pPr>
-        <w:pStyle w:val="Heading2"/>
-      </w:pPr>
-      <w:r>
         <w:t>Slide 4</w:t>
       </w:r>
     </w:p>
     <w:p>
       <w:pPr>
-        <w:spacing w:after="120"/>
+        <w:spacing w:after="120" w:line="259" w:lineRule="auto"/>
       </w:pPr>
       <w:r>
-        <w:t>Before modeling, we turn temperature into seasonal anomalies.</w:t>
+        <w:t>Before fitting any regression, we turn the monthly temperature data into seasonal anomalies. This step matters a lot. Raw winter and summer temperatures are naturally different, so a model using raw values would mostly learn the seasonal cycle. By subtracting each coast's normal seasonal mean, we focus on departures from normal conditions. This is the same reason time-series work often starts with removing a strong seasonal pattern. The plot also shows why the test period is challenging. A lot of the held-out seasons are warm, so the model has to predict a later period that does not look exactly like the earlier training period.</w:t>
       </w:r>
     </w:p>
     <w:p>
-      <w:pPr>
-        <w:spacing w:after="120"/>
-      </w:pPr>
       <w:r>
-        <w:t>Raw temperature has a strong seasonal cycle. Winter and summer are naturally different, so raw temperatures across seasons are not directly comparable.</w:t>
-      </w:r>
-    </w:p>
-    <w:p>
-      <w:pPr>
-        <w:spacing w:after="120"/>
-      </w:pPr>
-      <w:r>
-        <w:t>For each coast and each season, we subtract that coast's usual seasonal mean. After this step, the target is centered around normal conditions for that season.</w:t>
-      </w:r>
-    </w:p>
-    <w:p>
-      <w:pPr>
-        <w:spacing w:after="120"/>
-      </w:pPr>
-      <w:r>
-        <w:t>One useful thing about the test period is that it contains many warm anomalies. That makes it a tougher check. A model that mostly learns the older training average may have trouble with those warmer seasons.</w:t>
-      </w:r>
-    </w:p>
-    <w:p>
-      <w:pPr>
-        <w:pStyle w:val="Heading2"/>
-      </w:pPr>
-      <w:r>
+        <w:rPr>
+          <w:rFonts w:ascii="Arial" w:hAnsi="Arial"/>
+          <w:b/>
+          <w:color w:val="C4553D"/>
+          <w:sz w:val="21"/>
+        </w:rPr>
         <w:t>Slide 5</w:t>
       </w:r>
     </w:p>
     <w:p>
       <w:pPr>
-        <w:spacing w:after="120"/>
+        <w:spacing w:after="120" w:line="259" w:lineRule="auto"/>
       </w:pPr>
       <w:r>
-        <w:t>These are the three predictors.</w:t>
+        <w:t>The three predictors describe different climate patterns. Nino 3.4 measures tropical Pacific sea-surface temperature anomalies. PDO describes a broader North Pacific sea-surface pattern. AO is about Northern Hemisphere circulation. These are useful because they turn large climate patterns into a few numbers we can put into a regression. We convert all three into seasonal means, so the timing matches the temperature target. This keeps the data table clean: one row, one predictor season, one next-season target.</w:t>
       </w:r>
     </w:p>
     <w:p>
-      <w:pPr>
-        <w:spacing w:after="120"/>
-      </w:pPr>
       <w:r>
-        <w:t>Nino 3.4 measures tropical Pacific sea surface temperature anomalies. PDO describes a North Pacific sea surface pattern. AO is linked to Northern Hemisphere atmospheric circulation.</w:t>
-      </w:r>
-    </w:p>
-    <w:p>
-      <w:pPr>
-        <w:spacing w:after="120"/>
-      </w:pPr>
-      <w:r>
-        <w:t>We chose them because they come from different parts of the climate system. They are also standard indices, so they are easy to explain and reproduce.</w:t>
-      </w:r>
-    </w:p>
-    <w:p>
-      <w:pPr>
-        <w:spacing w:after="120"/>
-      </w:pPr>
-      <w:r>
-        <w:t>The timing is the same for all three. We take the seasonal mean of each index, then match it to the next season's coastal temperature anomaly. That keeps the data table simple: one row, one future target, and three possible predictors.</w:t>
-      </w:r>
-    </w:p>
-    <w:p>
-      <w:pPr>
-        <w:pStyle w:val="Heading2"/>
-      </w:pPr>
-      <w:r>
+        <w:rPr>
+          <w:rFonts w:ascii="Arial" w:hAnsi="Arial"/>
+          <w:b/>
+          <w:color w:val="C4553D"/>
+          <w:sz w:val="21"/>
+        </w:rPr>
         <w:t>Slide 6</w:t>
       </w:r>
     </w:p>
     <w:p>
       <w:pPr>
-        <w:spacing w:after="120"/>
+        <w:spacing w:after="120" w:line="259" w:lineRule="auto"/>
       </w:pPr>
       <w:r>
-        <w:t>For modeling, we use four plain regression setups.</w:t>
+        <w:t>The model comparison is intentionally simple. The baseline predicts the training-period mean. Then we add Nino 3.4 alone, then Nino 3.4 plus PDO, and then the full model with Nino 3.4, PDO, and AO. We use a time-ordered split instead of a random split, because the rows are a time series. The training set has 210 rows, and the test set has 53 rows. This follows the prediction idea from class: fit on earlier data, then judge the model on later data that it has not seen. For evaluation, we look at RMSE, MAE, test R-squared, and test correlation, because one metric alone can be misleading.</w:t>
       </w:r>
     </w:p>
     <w:p>
-      <w:pPr>
-        <w:spacing w:after="120"/>
-      </w:pPr>
       <w:r>
-        <w:t>The baseline predicts the training mean only. Then we add predictors step by step: Nino 3.4 only, Nino 3.4 plus PDO, and then the full model with Nino 3.4, PDO, and AO.</w:t>
-      </w:r>
-    </w:p>
-    <w:p>
-      <w:pPr>
-        <w:spacing w:after="120"/>
-      </w:pPr>
-      <w:r>
-        <w:t>We run the same four models for both coasts. This keeps the comparison fair because the model choices do not change by region.</w:t>
-      </w:r>
-    </w:p>
-    <w:p>
-      <w:pPr>
-        <w:spacing w:after="120"/>
-      </w:pPr>
-      <w:r>
-        <w:t>We also use a time-ordered split. The first 210 rows are training data, and the later 53 rows are test data. We do this because the task is closer to forecasting than random prediction. The future period should stay held out.</w:t>
-      </w:r>
-    </w:p>
-    <w:p>
-      <w:pPr>
-        <w:pStyle w:val="Heading2"/>
-      </w:pPr>
-      <w:r>
+        <w:rPr>
+          <w:rFonts w:ascii="Arial" w:hAnsi="Arial"/>
+          <w:b/>
+          <w:color w:val="C4553D"/>
+          <w:sz w:val="21"/>
+        </w:rPr>
         <w:t>Slide 7</w:t>
       </w:r>
     </w:p>
     <w:p>
       <w:pPr>
-        <w:spacing w:after="120"/>
+        <w:spacing w:after="120" w:line="259" w:lineRule="auto"/>
       </w:pPr>
       <w:r>
-        <w:t>Before interpreting coefficients, we check whether the predictors are too similar.</w:t>
+        <w:t>Before interpreting the regression, we check correlation and VIF. Nino 3.4 and PDO are related, which makes sense because both include Pacific climate information. But the VIF values are close to 1: about 1.18 for Nino 3.4, 1.25 for PDO, and 1.07 for AO. In multiple regression, high VIF would make the coefficient story harder to trust because the predictors would be repeating too much of the same information. Here that is not the main issue. It also means we can compare the predictors without worrying that the coefficient estimates are heavily inflated.</w:t>
+      </w:r>
+    </w:p>
+    <w:p/>
+    <w:p>
+      <w:r>
+        <w:rPr>
+          <w:rFonts w:ascii="Arial" w:hAnsi="Arial"/>
+          <w:b/>
+          <w:color w:val="2F7C8C"/>
+          <w:sz w:val="26"/>
+        </w:rPr>
+        <w:t>Person 3 - Slides 8-10  (352 words)</w:t>
       </w:r>
     </w:p>
     <w:p>
-      <w:pPr>
-        <w:spacing w:after="120"/>
-      </w:pPr>
-      <w:r>
-        <w:t>The heatmap shows the strongest relationship is between Nino 3.4 and PDO. That is reasonable because both are connected to Pacific variability.</w:t>
-      </w:r>
-    </w:p>
-    <w:p>
-      <w:pPr>
-        <w:spacing w:after="120"/>
-      </w:pPr>
-      <w:r>
-        <w:t>The VIF check gives a clearer answer. The VIF values stay close to 1, which means the predictors are not strongly inflated by each other in this dataset.</w:t>
-      </w:r>
-    </w:p>
-    <w:p>
-      <w:pPr>
-        <w:spacing w:after="120"/>
-      </w:pPr>
-      <w:r>
-        <w:t>So we can compare the model versions without worrying too much that collinearity is driving everything.</w:t>
-      </w:r>
-    </w:p>
-    <w:p>
-      <w:pPr>
-        <w:spacing w:after="120"/>
-      </w:pPr>
-      <w:r>
-        <w:t>That is the setup and diagnostic part. Person 3 will cover the held-out results and the final takeaway.</w:t>
-      </w:r>
-    </w:p>
-    <w:p>
-      <w:pPr>
-        <w:spacing w:before="120"/>
-      </w:pPr>
       <w:r>
         <w:rPr>
+          <w:rFonts w:ascii="Arial" w:hAnsi="Arial"/>
           <w:b/>
-          <w:color w:val="1F4E79"/>
-          <w:sz w:val="20"/>
+          <w:color w:val="C4553D"/>
+          <w:sz w:val="21"/>
         </w:rPr>
-        <w:t>Approximate word count: 388</w:t>
-      </w:r>
-    </w:p>
-    <w:p>
-      <w:pPr>
-        <w:spacing w:after="80"/>
-      </w:pPr>
-    </w:p>
-    <w:p>
-      <w:pPr>
-        <w:pStyle w:val="Heading1"/>
-      </w:pPr>
-      <w:r>
-        <w:t>Person 3: Slides 8-10</w:t>
-      </w:r>
-    </w:p>
-    <w:p>
-      <w:pPr>
-        <w:pStyle w:val="Heading2"/>
-      </w:pPr>
-      <w:r>
         <w:t>Slide 8</w:t>
       </w:r>
     </w:p>
     <w:p>
       <w:pPr>
-        <w:spacing w:after="120"/>
+        <w:spacing w:after="120" w:line="259" w:lineRule="auto"/>
       </w:pPr>
       <w:r>
-        <w:t>Now we move from setup to held-out performance.</w:t>
+        <w:t>On this slide, the chart gives the first view of prediction error. Lower RMSE is better. The full model is lowest for both coasts, but the table on the right is the part to read closely. It compares the full model with the plain training-mean baseline. For the West Coast, RMSE goes from 1.174 to 1.115, about a 5.0 percent drop. For the East Coast, it goes from 1.089 to 1.026, about a 5.8 percent drop. So yes, the indices help a bit. But the red box is the warning: test R-squared is still negative on both coasts. The model improves over a simple baseline, but it is not a strong held-out forecast.</w:t>
       </w:r>
     </w:p>
     <w:p>
-      <w:pPr>
-        <w:spacing w:after="120"/>
-      </w:pPr>
       <w:r>
-        <w:t>The full model RMSE is about 1.115 degrees Celsius for the West Coast and about 1.026 degrees Celsius for the East Coast. RMSE tells us average prediction error in temperature anomaly units, so smaller is better.</w:t>
-      </w:r>
-    </w:p>
-    <w:p>
-      <w:pPr>
-        <w:spacing w:after="120"/>
-      </w:pPr>
-      <w:r>
-        <w:t>But the more important result is test R squared. It is negative for both coasts: -1.629 for the West Coast and -2.625 for the East Coast.</w:t>
-      </w:r>
-    </w:p>
-    <w:p>
-      <w:pPr>
-        <w:spacing w:after="120"/>
-      </w:pPr>
-      <w:r>
-        <w:t>A negative test R squared means the model is worse than using the training mean on the held-out period. So the indices do add some structure, but they do not give a dependable one-season-ahead forecast in this simple setup.</w:t>
-      </w:r>
-    </w:p>
-    <w:p>
-      <w:pPr>
-        <w:pStyle w:val="Heading2"/>
-      </w:pPr>
-      <w:r>
+        <w:rPr>
+          <w:rFonts w:ascii="Arial" w:hAnsi="Arial"/>
+          <w:b/>
+          <w:color w:val="C4553D"/>
+          <w:sz w:val="21"/>
+        </w:rPr>
         <w:t>Slide 9</w:t>
       </w:r>
     </w:p>
     <w:p>
       <w:pPr>
-        <w:spacing w:after="120"/>
+        <w:spacing w:after="120" w:line="259" w:lineRule="auto"/>
       </w:pPr>
       <w:r>
-        <w:t>The regional comparison is still useful.</w:t>
+        <w:t>Slide 9 moves from error to interpretation. The left chart and the right table are telling the same story in two ways. In the full model, Nino 3.4 is positive for both coasts, but it is much larger for the West Coast: 0.188 versus 0.026. AO is also positive and larger for the West. PDO is different: positive for the West Coast, negative for the East Coast. We should not sell these as causal effects. They are regression coefficients after the other predictors are held fixed. Still, they fit the regional story pretty well. The West Coast has the cleaner Pacific signal, and the test correlation is also higher, 0.363 versus 0.265.</w:t>
       </w:r>
     </w:p>
     <w:p>
-      <w:pPr>
-        <w:spacing w:after="120"/>
-      </w:pPr>
       <w:r>
-        <w:t>The West Coast test correlation is about 0.363, while the East Coast value is about 0.265. Both are modest, but the West Coast result is a little more organized.</w:t>
-      </w:r>
-    </w:p>
-    <w:p>
-      <w:pPr>
-        <w:spacing w:after="120"/>
-      </w:pPr>
-      <w:r>
-        <w:t>The full model also keeps a clearer Nino 3.4 signal for the West Coast. That makes physical sense because Pacific conditions are more directly tied to West Coast climate.</w:t>
-      </w:r>
-    </w:p>
-    <w:p>
-      <w:pPr>
-        <w:spacing w:after="120"/>
-      </w:pPr>
-      <w:r>
-        <w:t>For the East Coast, the pattern is weaker. That does not mean AO, PDO, or Nino 3.4 never matter there. It only means these three seasonal predictors are not enough for a strong forecast in our test period.</w:t>
-      </w:r>
-    </w:p>
-    <w:p>
-      <w:pPr>
-        <w:pStyle w:val="Heading2"/>
-      </w:pPr>
-      <w:r>
+        <w:rPr>
+          <w:rFonts w:ascii="Arial" w:hAnsi="Arial"/>
+          <w:b/>
+          <w:color w:val="C4553D"/>
+          <w:sz w:val="21"/>
+        </w:rPr>
         <w:t>Slide 10</w:t>
       </w:r>
     </w:p>
     <w:p>
       <w:pPr>
-        <w:spacing w:after="120"/>
+        <w:spacing w:after="120" w:line="259" w:lineRule="auto"/>
       </w:pPr>
       <w:r>
-        <w:t>The residual plot shows the most practical limit.</w:t>
+        <w:t>Slide 10 is where we check what the model misses. The mean residual is positive on both coasts, about 0.91 degrees Celsius west and 0.88 degrees Celsius east. Since residual means observed minus predicted, positive residual means the model often predicts too cold in the test period. The trend table makes that clearer. When we add a simple time trend with the indices, RMSE drops to 0.808 west and 0.659 east. So part of the miss is the later warm period, not only the three climate indices. The season check adds one more detail: the largest seasonal residual RMSE is JJA for the West Coast and DJF for the East Coast. Final takeaway: useful regional signal, especially for the West Coast, but weak as a standalone forecast.</w:t>
       </w:r>
     </w:p>
+    <w:p/>
     <w:p>
-      <w:pPr>
-        <w:spacing w:after="120"/>
-      </w:pPr>
-      <w:r>
-        <w:t>A positive residual means the observed anomaly is higher than the predicted anomaly. In plain language, the model predicts too cold.</w:t>
-      </w:r>
-    </w:p>
-    <w:p>
-      <w:pPr>
-        <w:spacing w:after="120"/>
-      </w:pPr>
-      <w:r>
-        <w:t>In the test period, mean residuals are positive for both coasts: about 0.912 degrees Celsius for the West Coast and 0.884 degrees Celsius for the East Coast. So the model misses many warm anomalies.</w:t>
-      </w:r>
-    </w:p>
-    <w:p>
-      <w:pPr>
-        <w:spacing w:after="120"/>
-      </w:pPr>
-      <w:r>
-        <w:t>Our final takeaway is this: climate indices have some useful information, especially for the West Coast, but this small regression model is weak as a forecast.</w:t>
-      </w:r>
-    </w:p>
-    <w:p>
-      <w:pPr>
-        <w:spacing w:after="120"/>
-      </w:pPr>
-      <w:r>
-        <w:t>If we continued the project, we would test trend terms, more regional predictors, or more flexible models. For this class project, keeping the model small made the limits easy to see.</w:t>
-      </w:r>
-    </w:p>
-    <w:p>
-      <w:pPr>
-        <w:spacing w:after="120"/>
-      </w:pPr>
-      <w:r>
-        <w:t>Thank you. We are happy to take questions.</w:t>
-      </w:r>
-    </w:p>
-    <w:p>
-      <w:pPr>
-        <w:spacing w:before="120"/>
-      </w:pPr>
       <w:r>
         <w:rPr>
-          <w:b/>
-          <w:color w:val="1F4E79"/>
-          <w:sz w:val="20"/>
+          <w:rFonts w:ascii="Arial" w:hAnsi="Arial"/>
+          <w:i/>
+          <w:color w:val="536070"/>
+          <w:sz w:val="19"/>
         </w:rPr>
-        <w:t>Approximate word count: 339</w:t>
+        <w:t>Total draft length: 990 words. At a normal speaking pace, this leaves time for Q&amp;A.</w:t>
       </w:r>
     </w:p>
     <w:sectPr>
-      <w:footerReference w:type="default" r:id="rId9"/>
       <w:pgSz w:w="12240" w:h="15840"/>
-      <w:pgMar w:top="1008" w:right="1152" w:bottom="1008" w:left="1152" w:header="720" w:footer="720" w:gutter="0"/>
+      <w:pgMar w:top="1008" w:right="1224" w:bottom="1008" w:left="1224" w:header="720" w:footer="720" w:gutter="0"/>
       <w:cols w:space="720"/>
       <w:docGrid w:linePitch="360"/>
     </w:sectPr>
   </w:body>
 </w:document>
-</file>
-
-<file path=word/footer1.xml><?xml version="1.0" encoding="utf-8"?>
-<w:ftr xmlns:m="http://schemas.openxmlformats.org/officeDocument/2006/math" xmlns:mc="http://schemas.openxmlformats.org/markup-compatibility/2006" xmlns:mo="http://schemas.microsoft.com/office/mac/office/2008/main" xmlns:mv="urn:schemas-microsoft-com:mac:vml" xmlns:o="urn:schemas-microsoft-com:office:office" xmlns:r="http://schemas.openxmlformats.org/officeDocument/2006/relationships" xmlns:v="urn:schemas-microsoft-com:vml" xmlns:w10="urn:schemas-microsoft-com:office:word" xmlns:w14="http://schemas.microsoft.com/office/word/2010/wordml" xmlns:w="http://schemas.openxmlformats.org/wordprocessingml/2006/main" xmlns:wne="http://schemas.microsoft.com/office/word/2006/wordml" xmlns:wp14="http://schemas.microsoft.com/office/word/2010/wordprocessingDrawing" xmlns:wp="http://schemas.openxmlformats.org/drawingml/2006/wordprocessingDrawing" xmlns:wpc="http://schemas.microsoft.com/office/word/2010/wordprocessingCanvas" xmlns:wpg="http://schemas.microsoft.com/office/word/2010/wordprocessingGroup" xmlns:wpi="http://schemas.microsoft.com/office/word/2010/wordprocessingInk" xmlns:wps="http://schemas.microsoft.com/office/word/2010/wordprocessingShape" mc:Ignorable="w14 wp14">
-  <w:p>
-    <w:pPr/>
-    <w:r>
-      <w:rPr>
-        <w:color w:val="787878"/>
-        <w:sz w:val="16"/>
-      </w:rPr>
-      <w:t>Presentation script | Topic 2</w:t>
-    </w:r>
-  </w:p>
-</w:ftr>
 </file>
 
 <file path=word/numbering.xml><?xml version="1.0" encoding="utf-8"?>
@@ -935,12 +640,9 @@
     <w:name w:val="Normal"/>
     <w:qFormat/>
     <w:rsid w:val="00FC693F"/>
-    <w:pPr>
-      <w:spacing w:after="120" w:line="259" w:lineRule="auto"/>
-    </w:pPr>
     <w:rPr>
       <w:rFonts w:ascii="Arial" w:hAnsi="Arial"/>
-      <w:sz w:val="22"/>
+      <w:sz w:val="21"/>
     </w:rPr>
   </w:style>
   <w:style w:type="paragraph" w:styleId="Header">
@@ -998,15 +700,15 @@
     <w:pPr>
       <w:keepNext/>
       <w:keepLines/>
-      <w:spacing w:before="200" w:after="80"/>
+      <w:spacing w:before="480" w:after="0"/>
       <w:outlineLvl w:val="0"/>
     </w:pPr>
     <w:rPr>
-      <w:rFonts w:asciiTheme="majorHAnsi" w:eastAsiaTheme="majorEastAsia" w:hAnsiTheme="majorHAnsi" w:cstheme="majorBidi" w:ascii="Arial" w:hAnsi="Arial"/>
+      <w:rFonts w:asciiTheme="majorHAnsi" w:eastAsiaTheme="majorEastAsia" w:hAnsiTheme="majorHAnsi" w:cstheme="majorBidi"/>
       <w:b/>
       <w:bCs/>
-      <w:color w:val="1F4E79"/>
-      <w:sz w:val="30"/>
+      <w:color w:val="365F91" w:themeColor="accent1" w:themeShade="BF"/>
+      <w:sz w:val="28"/>
       <w:szCs w:val="28"/>
     </w:rPr>
   </w:style>
@@ -1022,15 +724,15 @@
     <w:pPr>
       <w:keepNext/>
       <w:keepLines/>
-      <w:spacing w:before="200" w:after="80"/>
+      <w:spacing w:before="200" w:after="0"/>
       <w:outlineLvl w:val="1"/>
     </w:pPr>
     <w:rPr>
-      <w:rFonts w:asciiTheme="majorHAnsi" w:eastAsiaTheme="majorEastAsia" w:hAnsiTheme="majorHAnsi" w:cstheme="majorBidi" w:ascii="Arial" w:hAnsi="Arial"/>
+      <w:rFonts w:asciiTheme="majorHAnsi" w:eastAsiaTheme="majorEastAsia" w:hAnsiTheme="majorHAnsi" w:cstheme="majorBidi"/>
       <w:b/>
       <w:bCs/>
-      <w:color w:val="444444"/>
-      <w:sz w:val="24"/>
+      <w:color w:val="4F81BD" w:themeColor="accent1"/>
+      <w:sz w:val="26"/>
       <w:szCs w:val="26"/>
     </w:rPr>
   </w:style>
@@ -1046,15 +748,14 @@
     <w:pPr>
       <w:keepNext/>
       <w:keepLines/>
-      <w:spacing w:before="200" w:after="80"/>
+      <w:spacing w:before="200" w:after="0"/>
       <w:outlineLvl w:val="2"/>
     </w:pPr>
     <w:rPr>
-      <w:rFonts w:asciiTheme="majorHAnsi" w:eastAsiaTheme="majorEastAsia" w:hAnsiTheme="majorHAnsi" w:cstheme="majorBidi" w:ascii="Arial" w:hAnsi="Arial"/>
+      <w:rFonts w:asciiTheme="majorHAnsi" w:eastAsiaTheme="majorEastAsia" w:hAnsiTheme="majorHAnsi" w:cstheme="majorBidi"/>
       <w:b/>
       <w:bCs/>
-      <w:color w:val="1F4E79"/>
-      <w:sz w:val="22"/>
+      <w:color w:val="4F81BD" w:themeColor="accent1"/>
     </w:rPr>
   </w:style>
   <w:style w:type="paragraph" w:styleId="Heading4">
